--- a/_print_az/freud-fliesse-mektublari_az.docx
+++ b/_print_az/freud-fliesse-mektublari_az.docx
@@ -9151,7 +9151,7 @@
     </w:p>
     <w:p>
       <w:r>
-        <w:t>Əvvəldə bildirilən şeylər haqqında heç bir qərar verməyə ehtiyacın yoxdur</w:t>
+        <w:t>Əvvəldə bildirilən şeylər haqqında heç bir qərar verməyə ehtiyacın yoxdur.</w:t>
       </w:r>
     </w:p>
     <w:p>
